--- a/legal/lawyer/Matkon_Privacy_Policy_EN_for_counsel.docx
+++ b/legal/lawyer/Matkon_Privacy_Policy_EN_for_counsel.docx
@@ -54,7 +54,7 @@
           <w:b/>
           <w:bCs/>
         </w:rPr>
-        <w:t xml:space="preserve">Last updated: [to be set at publication]</w:t>
+        <w:t xml:space="preserve">Last updated: July 20, 2026</w:t>
       </w:r>
     </w:p>
     <w:p>
@@ -807,6 +807,56 @@
           </w:p>
         </w:tc>
       </w:tr>
+      <w:tr>
+        <w:tc>
+          <w:tcPr/>
+          <w:p>
+            <w:pPr>
+              <w:pStyle w:val="Compact"/>
+            </w:pPr>
+            <w:r>
+              <w:rPr>
+                <w:b/>
+                <w:bCs/>
+              </w:rPr>
+              <w:t xml:space="preserve">Supadata</w:t>
+            </w:r>
+          </w:p>
+        </w:tc>
+        <w:tc>
+          <w:tcPr/>
+          <w:p>
+            <w:pPr>
+              <w:pStyle w:val="Compact"/>
+            </w:pPr>
+            <w:r>
+              <w:t xml:space="preserve">Extracting a recipe from a video link (TikTok/Instagram/YouTube)</w:t>
+            </w:r>
+          </w:p>
+        </w:tc>
+        <w:tc>
+          <w:tcPr/>
+          <w:p>
+            <w:pPr>
+              <w:pStyle w:val="Compact"/>
+            </w:pPr>
+            <w:r>
+              <w:t xml:space="preserve">The video link you provided</w:t>
+            </w:r>
+          </w:p>
+        </w:tc>
+        <w:tc>
+          <w:tcPr/>
+          <w:p>
+            <w:pPr>
+              <w:pStyle w:val="Compact"/>
+            </w:pPr>
+            <w:r>
+              <w:t xml:space="preserve">Germany (Dumpling Software UG, Berlin)</w:t>
+            </w:r>
+          </w:p>
+        </w:tc>
+      </w:tr>
     </w:tbl>
     <w:p>
       <w:pPr>
